--- a/3-能力管理/运行记录类文件/HXDL-ITSS-0305-运维服务能力指标体系跟踪表（截止2026年1月）.docx
+++ b/3-能力管理/运行记录类文件/HXDL-ITSS-0305-运维服务能力指标体系跟踪表（截止2026年1月）.docx
@@ -335,7 +335,7 @@
                 <w:vertAlign w:val="baseline"/>
                 <w:lang w:val="en-US" w:eastAsia="zh-CN"/>
               </w:rPr>
-              <w:t>2025.07.07</w:t>
+              <w:t>2026.01.31</w:t>
             </w:r>
           </w:p>
         </w:tc>
@@ -483,7 +483,7 @@
                 <w:vertAlign w:val="baseline"/>
                 <w:lang w:val="en-US" w:eastAsia="zh-CN"/>
               </w:rPr>
-              <w:t>2025.07.07</w:t>
+              <w:t>2026.01.31</w:t>
             </w:r>
           </w:p>
         </w:tc>
@@ -618,7 +618,7 @@
                 <w:vertAlign w:val="baseline"/>
                 <w:lang w:val="en-US" w:eastAsia="zh-CN"/>
               </w:rPr>
-              <w:t>2025.07.07</w:t>
+              <w:t>2026.01.31</w:t>
             </w:r>
           </w:p>
         </w:tc>
@@ -1473,7 +1473,7 @@
               <w:ind w:left="104"/>
               <w:textAlignment w:val="baseline"/>
               <w:rPr>
-                <w:rFonts w:hint="eastAsia" w:eastAsia="宋体"/>
+                <w:rFonts w:hint="default" w:eastAsia="宋体"/>
                 <w:lang w:val="en-US" w:eastAsia="zh-CN"/>
               </w:rPr>
             </w:pPr>
@@ -1481,7 +1481,7 @@
               <w:rPr>
                 <w:spacing w:val="-1"/>
               </w:rPr>
-              <w:t>2025.7.</w:t>
+              <w:t>202</w:t>
             </w:r>
             <w:r>
               <w:rPr>
@@ -1489,7 +1489,7 @@
                 <w:spacing w:val="-1"/>
                 <w:lang w:val="en-US" w:eastAsia="zh-CN"/>
               </w:rPr>
-              <w:t>7</w:t>
+              <w:t>6.1.31</w:t>
             </w:r>
           </w:p>
         </w:tc>
@@ -1553,7 +1553,7 @@
               <w:rPr>
                 <w:spacing w:val="-1"/>
               </w:rPr>
-              <w:t>2025.7.</w:t>
+              <w:t>202</w:t>
             </w:r>
             <w:r>
               <w:rPr>
@@ -1561,7 +1561,7 @@
                 <w:spacing w:val="-1"/>
                 <w:lang w:val="en-US" w:eastAsia="zh-CN"/>
               </w:rPr>
-              <w:t>7</w:t>
+              <w:t>6.1.31</w:t>
             </w:r>
           </w:p>
         </w:tc>
@@ -1625,7 +1625,7 @@
               <w:rPr>
                 <w:spacing w:val="-1"/>
               </w:rPr>
-              <w:t>2025.7.</w:t>
+              <w:t>202</w:t>
             </w:r>
             <w:r>
               <w:rPr>
@@ -1633,8 +1633,10 @@
                 <w:spacing w:val="-1"/>
                 <w:lang w:val="en-US" w:eastAsia="zh-CN"/>
               </w:rPr>
-              <w:t>7</w:t>
-            </w:r>
+              <w:t>6.1.31</w:t>
+            </w:r>
+            <w:bookmarkStart w:id="3" w:name="_GoBack"/>
+            <w:bookmarkEnd w:id="3"/>
           </w:p>
         </w:tc>
         <w:tc>
@@ -1918,6 +1920,12 @@
             <w:insideH w:val="single" w:color="000000" w:sz="6" w:space="0"/>
             <w:insideV w:val="single" w:color="000000" w:sz="6" w:space="0"/>
           </w:tblBorders>
+          <w:tblCellMar>
+            <w:top w:w="0" w:type="dxa"/>
+            <w:left w:w="0" w:type="dxa"/>
+            <w:bottom w:w="0" w:type="dxa"/>
+            <w:right w:w="0" w:type="dxa"/>
+          </w:tblCellMar>
         </w:tblPrEx>
         <w:trPr>
           <w:trHeight w:val="503" w:hRule="atLeast"/>
@@ -3706,8 +3714,6 @@
               </w:rPr>
               <w:t>95分</w:t>
             </w:r>
-            <w:bookmarkStart w:id="3" w:name="_GoBack"/>
-            <w:bookmarkEnd w:id="3"/>
           </w:p>
         </w:tc>
       </w:tr>
